--- a/DOC/PiHAT/WIN-PiHAT-SIMCOM-A7672-4G-eSIM-v1.0.docx
+++ b/DOC/PiHAT/WIN-PiHAT-SIMCOM-A7672-4G-eSIM-v1.0.docx
@@ -3589,15 +3589,168 @@
     </w:p>
     <w:p>
       <w:pPr>
+        <w:rPr>
+          <w:b/>
+          <w:bCs/>
+          <w:color w:val="0070C0"/>
+          <w:sz w:val="32"/>
+          <w:szCs w:val="32"/>
+          <w:u w:val="single"/>
+        </w:rPr>
+      </w:pPr>
+      <w:r>
+        <w:rPr>
+          <w:b/>
+          <w:bCs/>
+          <w:color w:val="0070C0"/>
+          <w:sz w:val="32"/>
+          <w:szCs w:val="32"/>
+          <w:u w:val="single"/>
+        </w:rPr>
+        <w:t>eSIM Activation &amp; Registration :-</w:t>
+      </w:r>
+      <w:r>
+        <w:rPr>
+          <w:b/>
+          <w:bCs/>
+          <w:color w:val="0070C0"/>
+          <w:sz w:val="32"/>
+          <w:szCs w:val="32"/>
+          <w:u w:val="single"/>
+        </w:rPr>
+        <w:t xml:space="preserve"> </w:t>
+      </w:r>
+    </w:p>
+    <w:p>
+      <w:pPr>
+        <w:jc w:val="both"/>
+        <w:rPr>
+          <w:sz w:val="28"/>
+          <w:szCs w:val="28"/>
+        </w:rPr>
+      </w:pPr>
+      <w:r>
+        <w:rPr>
+          <w:sz w:val="28"/>
+          <w:szCs w:val="28"/>
+        </w:rPr>
+        <w:t xml:space="preserve">To activate cellular connectivity, you must register your device using its </w:t>
+      </w:r>
+      <w:r>
+        <w:rPr>
+          <w:b/>
+          <w:bCs/>
+          <w:sz w:val="28"/>
+          <w:szCs w:val="28"/>
+        </w:rPr>
+        <w:t>unique 19-digit ICCID.</w:t>
+      </w:r>
+      <w:r>
+        <w:rPr>
+          <w:sz w:val="28"/>
+          <w:szCs w:val="28"/>
+        </w:rPr>
+        <w:t xml:space="preserve"> You can find this number on the </w:t>
+      </w:r>
+      <w:r>
+        <w:rPr>
+          <w:b/>
+          <w:bCs/>
+          <w:sz w:val="28"/>
+          <w:szCs w:val="28"/>
+        </w:rPr>
+        <w:t>reference sticker located on the back of the PCB</w:t>
+      </w:r>
+      <w:r>
+        <w:rPr>
+          <w:sz w:val="28"/>
+          <w:szCs w:val="28"/>
+        </w:rPr>
+        <w:t xml:space="preserve"> (e.g., 8944477200003675932), or by checking directly on the physical </w:t>
+      </w:r>
+      <w:r>
+        <w:rPr>
+          <w:b/>
+          <w:bCs/>
+          <w:sz w:val="28"/>
+          <w:szCs w:val="28"/>
+        </w:rPr>
+        <w:t>eSIM chip at designator</w:t>
+      </w:r>
+      <w:r>
+        <w:rPr>
+          <w:sz w:val="28"/>
+          <w:szCs w:val="28"/>
+        </w:rPr>
+        <w:t xml:space="preserve"> </w:t>
+      </w:r>
+      <w:r>
+        <w:rPr>
+          <w:b/>
+          <w:bCs/>
+          <w:sz w:val="28"/>
+          <w:szCs w:val="28"/>
+        </w:rPr>
+        <w:t>U</w:t>
+      </w:r>
+      <w:r>
+        <w:rPr>
+          <w:b/>
+          <w:bCs/>
+          <w:sz w:val="28"/>
+          <w:szCs w:val="28"/>
+        </w:rPr>
+        <w:t>2</w:t>
+      </w:r>
+      <w:r>
+        <w:rPr>
+          <w:sz w:val="28"/>
+          <w:szCs w:val="28"/>
+        </w:rPr>
+        <w:t>. Register and activate your eSIM at the official portal here</w:t>
+      </w:r>
+      <w:r>
+        <w:rPr>
+          <w:sz w:val="28"/>
+          <w:szCs w:val="28"/>
+        </w:rPr>
+        <w:t>:</w:t>
+      </w:r>
+    </w:p>
+    <w:p>
+      <w:pPr>
+        <w:rPr>
+          <w:sz w:val="28"/>
+          <w:szCs w:val="28"/>
+        </w:rPr>
+      </w:pPr>
+    </w:p>
+    <w:p>
+      <w:pPr>
         <w:pStyle w:val="ListParagraph"/>
-        <w:ind w:left="567" w:firstLine="0"/>
-        <w:rPr>
-          <w:b/>
-          <w:bCs/>
-          <w:sz w:val="28"/>
-          <w:szCs w:val="28"/>
-        </w:rPr>
-      </w:pPr>
+        <w:numPr>
+          <w:ilvl w:val="0"/>
+          <w:numId w:val="22"/>
+        </w:numPr>
+        <w:ind w:left="426"/>
+        <w:rPr>
+          <w:sz w:val="28"/>
+          <w:szCs w:val="28"/>
+          <w:lang w:val="en-IN"/>
+        </w:rPr>
+      </w:pPr>
+      <w:hyperlink r:id="rId12" w:history="1">
+        <w:r>
+          <w:rPr>
+            <w:rStyle w:val="Hyperlink"/>
+            <w:b/>
+            <w:bCs/>
+            <w:sz w:val="28"/>
+            <w:szCs w:val="28"/>
+          </w:rPr>
+          <w:t>1Global IoT Registration Portal</w:t>
+        </w:r>
+      </w:hyperlink>
       <w:r>
         <w:rPr>
           <w:b/>
@@ -6115,7 +6268,7 @@
                     <pic:cNvPicPr/>
                   </pic:nvPicPr>
                   <pic:blipFill>
-                    <a:blip r:embed="rId12" cstate="print">
+                    <a:blip r:embed="rId13" cstate="print">
                       <a:extLst>
                         <a:ext uri="{28A0092B-C50C-407E-A947-70E740481C1C}">
                           <a14:useLocalDpi xmlns:a14="http://schemas.microsoft.com/office/drawing/2010/main" val="0"/>
@@ -6355,8 +6508,8 @@
       </w:r>
     </w:p>
     <w:sectPr>
-      <w:headerReference w:type="default" r:id="rId13"/>
-      <w:footerReference w:type="default" r:id="rId14"/>
+      <w:headerReference w:type="default" r:id="rId14"/>
+      <w:footerReference w:type="default" r:id="rId15"/>
       <w:pgSz w:w="11900" w:h="16840"/>
       <w:pgMar w:top="1440" w:right="1440" w:bottom="1440" w:left="1440" w:header="708" w:footer="708" w:gutter="0"/>
       <w:pgBorders w:offsetFrom="page">
@@ -6449,7 +6602,6 @@
               <w:dataBinding w:prefixMappings="xmlns:ns0='http://purl.org/dc/elements/1.1/' xmlns:ns1='http://schemas.openxmlformats.org/package/2006/metadata/core-properties' " w:xpath="/ns1:coreProperties[1]/ns0:title[1]" w:storeItemID="{6C3C8BC8-F283-45AE-878A-BAB7291924A1}"/>
               <w:text/>
             </w:sdtPr>
-            <w:sdtEndPr/>
             <w:sdtContent>
               <w:r>
                 <w:rPr>
@@ -6460,7 +6612,18 @@
                   <w:sz w:val="18"/>
                   <w:szCs w:val="18"/>
                 </w:rPr>
-                <w:t>WIN-PiHAT-SIMCOM-A7672-4G-eSIM-v1.0</w:t>
+                <w:t>WIN-PiHAT-SIMCOM-A7672-4G-eSIM</w:t>
+              </w:r>
+              <w:r>
+                <w:rPr>
+                  <w:b/>
+                  <w:bCs/>
+                  <w:caps/>
+                  <w:color w:val="FFFFFF" w:themeColor="background1"/>
+                  <w:sz w:val="18"/>
+                  <w:szCs w:val="18"/>
+                </w:rPr>
+                <w:t>-V1.0</w:t>
               </w:r>
             </w:sdtContent>
           </w:sdt>
@@ -6491,7 +6654,6 @@
             <w:dataBinding w:prefixMappings="xmlns:ns0='http://purl.org/dc/elements/1.1/' xmlns:ns1='http://schemas.openxmlformats.org/package/2006/metadata/core-properties' " w:xpath="/ns1:coreProperties[1]/ns0:creator[1]" w:storeItemID="{6C3C8BC8-F283-45AE-878A-BAB7291924A1}"/>
             <w:text/>
           </w:sdtPr>
-          <w:sdtEndPr/>
           <w:sdtContent>
             <w:p>
               <w:pPr>
@@ -6562,28 +6724,22 @@
     </w:pPr>
     <w:r>
       <w:rPr>
-        <w:b/>
-        <w:bCs/>
         <w:noProof/>
-        <w:color w:val="2B388F"/>
-        <w:sz w:val="32"/>
-        <w:szCs w:val="32"/>
-        <w:u w:val="single"/>
         <w:lang w:val="en-IN" w:eastAsia="en-IN"/>
       </w:rPr>
       <w:drawing>
-        <wp:anchor distT="0" distB="0" distL="114300" distR="114300" simplePos="0" relativeHeight="251661312" behindDoc="0" locked="0" layoutInCell="1" allowOverlap="1" wp14:anchorId="2FA1B8D4" wp14:editId="5330101C">
+        <wp:anchor distT="0" distB="0" distL="114300" distR="114300" simplePos="0" relativeHeight="251660288" behindDoc="0" locked="0" layoutInCell="1" allowOverlap="1" wp14:anchorId="2B24C989" wp14:editId="5C0A8DCB">
           <wp:simplePos x="0" y="0"/>
           <wp:positionH relativeFrom="column">
-            <wp:posOffset>-493160</wp:posOffset>
+            <wp:posOffset>-485775</wp:posOffset>
           </wp:positionH>
           <wp:positionV relativeFrom="paragraph">
-            <wp:posOffset>-82187</wp:posOffset>
+            <wp:posOffset>-125489</wp:posOffset>
           </wp:positionV>
-          <wp:extent cx="1068070" cy="492760"/>
-          <wp:effectExtent l="0" t="0" r="0" b="2540"/>
-          <wp:wrapSquare wrapText="bothSides"/>
-          <wp:docPr id="3" name="Picture 3" descr="Logo, company name&#10;&#10;Description automatically generated"/>
+          <wp:extent cx="1208923" cy="561975"/>
+          <wp:effectExtent l="0" t="0" r="0" b="0"/>
+          <wp:wrapNone/>
+          <wp:docPr id="714123719" name="Picture 20"/>
           <wp:cNvGraphicFramePr>
             <a:graphicFrameLocks xmlns:a="http://schemas.openxmlformats.org/drawingml/2006/main" noChangeAspect="1"/>
           </wp:cNvGraphicFramePr>
@@ -6591,11 +6747,11 @@
             <a:graphicData uri="http://schemas.openxmlformats.org/drawingml/2006/picture">
               <pic:pic xmlns:pic="http://schemas.openxmlformats.org/drawingml/2006/picture">
                 <pic:nvPicPr>
-                  <pic:cNvPr id="17" name="Picture 17" descr="Logo, company name&#10;&#10;Description automatically generated"/>
+                  <pic:cNvPr id="714123719" name="Picture 714123719"/>
                   <pic:cNvPicPr/>
                 </pic:nvPicPr>
                 <pic:blipFill>
-                  <a:blip r:embed="rId1" cstate="email">
+                  <a:blip r:embed="rId1">
                     <a:extLst>
                       <a:ext uri="{28A0092B-C50C-407E-A947-70E740481C1C}">
                         <a14:useLocalDpi xmlns:a14="http://schemas.microsoft.com/office/drawing/2010/main" val="0"/>
@@ -6609,7 +6765,7 @@
                 <pic:spPr>
                   <a:xfrm>
                     <a:off x="0" y="0"/>
-                    <a:ext cx="1068070" cy="492760"/>
+                    <a:ext cx="1208923" cy="561975"/>
                   </a:xfrm>
                   <a:prstGeom prst="rect">
                     <a:avLst/>
@@ -6635,7 +6791,7 @@
       <mc:AlternateContent>
         <mc:Choice Requires="wps">
           <w:drawing>
-            <wp:anchor distT="0" distB="0" distL="118745" distR="118745" simplePos="0" relativeHeight="251659264" behindDoc="1" locked="0" layoutInCell="1" allowOverlap="0" wp14:anchorId="607B2B35" wp14:editId="5893CDE3">
+            <wp:anchor distT="0" distB="0" distL="118745" distR="118745" simplePos="0" relativeHeight="251659264" behindDoc="1" locked="0" layoutInCell="1" allowOverlap="0" wp14:anchorId="607B2B35" wp14:editId="5FF134AC">
               <wp:simplePos x="0" y="0"/>
               <wp:positionH relativeFrom="margin">
                 <wp:posOffset>801370</wp:posOffset>
@@ -6707,7 +6863,16 @@
                               <w:caps/>
                               <w:color w:val="FFFFFF" w:themeColor="background1"/>
                             </w:rPr>
-                            <w:t>WIN-PiHAT-SIMCOM-A7672-4G-eSIM-v1.0</w:t>
+                            <w:t>WIN-PiHAT-SIMCOM-A7672-4G-eSIM</w:t>
+                          </w:r>
+                          <w:r>
+                            <w:rPr>
+                              <w:b/>
+                              <w:bCs/>
+                              <w:caps/>
+                              <w:color w:val="FFFFFF" w:themeColor="background1"/>
+                            </w:rPr>
+                            <w:t>-V1.0</w:t>
                           </w:r>
                         </w:p>
                       </w:txbxContent>
@@ -6757,7 +6922,16 @@
                         <w:caps/>
                         <w:color w:val="FFFFFF" w:themeColor="background1"/>
                       </w:rPr>
-                      <w:t>WIN-PiHAT-SIMCOM-A7672-4G-eSIM-v1.0</w:t>
+                      <w:t>WIN-PiHAT-SIMCOM-A7672-4G-eSIM</w:t>
+                    </w:r>
+                    <w:r>
+                      <w:rPr>
+                        <w:b/>
+                        <w:bCs/>
+                        <w:caps/>
+                        <w:color w:val="FFFFFF" w:themeColor="background1"/>
+                      </w:rPr>
+                      <w:t>-V1.0</w:t>
                     </w:r>
                   </w:p>
                 </w:txbxContent>
@@ -8801,6 +8975,119 @@
     </w:lvl>
   </w:abstractNum>
   <w:abstractNum w:abstractNumId="19" w15:restartNumberingAfterBreak="0">
+    <w:nsid w:val="6EDD6C31"/>
+    <w:multiLevelType w:val="hybridMultilevel"/>
+    <w:tmpl w:val="EACACCBA"/>
+    <w:lvl w:ilvl="0" w:tplc="40090001">
+      <w:start w:val="1"/>
+      <w:numFmt w:val="bullet"/>
+      <w:lvlText w:val=""/>
+      <w:lvlJc w:val="left"/>
+      <w:pPr>
+        <w:ind w:left="720" w:hanging="360"/>
+      </w:pPr>
+      <w:rPr>
+        <w:rFonts w:ascii="Symbol" w:hAnsi="Symbol" w:hint="default"/>
+      </w:rPr>
+    </w:lvl>
+    <w:lvl w:ilvl="1" w:tplc="40090003" w:tentative="1">
+      <w:start w:val="1"/>
+      <w:numFmt w:val="bullet"/>
+      <w:lvlText w:val="o"/>
+      <w:lvlJc w:val="left"/>
+      <w:pPr>
+        <w:ind w:left="1440" w:hanging="360"/>
+      </w:pPr>
+      <w:rPr>
+        <w:rFonts w:ascii="Courier New" w:hAnsi="Courier New" w:cs="Courier New" w:hint="default"/>
+      </w:rPr>
+    </w:lvl>
+    <w:lvl w:ilvl="2" w:tplc="40090005" w:tentative="1">
+      <w:start w:val="1"/>
+      <w:numFmt w:val="bullet"/>
+      <w:lvlText w:val=""/>
+      <w:lvlJc w:val="left"/>
+      <w:pPr>
+        <w:ind w:left="2160" w:hanging="360"/>
+      </w:pPr>
+      <w:rPr>
+        <w:rFonts w:ascii="Wingdings" w:hAnsi="Wingdings" w:hint="default"/>
+      </w:rPr>
+    </w:lvl>
+    <w:lvl w:ilvl="3" w:tplc="40090001" w:tentative="1">
+      <w:start w:val="1"/>
+      <w:numFmt w:val="bullet"/>
+      <w:lvlText w:val=""/>
+      <w:lvlJc w:val="left"/>
+      <w:pPr>
+        <w:ind w:left="2880" w:hanging="360"/>
+      </w:pPr>
+      <w:rPr>
+        <w:rFonts w:ascii="Symbol" w:hAnsi="Symbol" w:hint="default"/>
+      </w:rPr>
+    </w:lvl>
+    <w:lvl w:ilvl="4" w:tplc="40090003" w:tentative="1">
+      <w:start w:val="1"/>
+      <w:numFmt w:val="bullet"/>
+      <w:lvlText w:val="o"/>
+      <w:lvlJc w:val="left"/>
+      <w:pPr>
+        <w:ind w:left="3600" w:hanging="360"/>
+      </w:pPr>
+      <w:rPr>
+        <w:rFonts w:ascii="Courier New" w:hAnsi="Courier New" w:cs="Courier New" w:hint="default"/>
+      </w:rPr>
+    </w:lvl>
+    <w:lvl w:ilvl="5" w:tplc="40090005" w:tentative="1">
+      <w:start w:val="1"/>
+      <w:numFmt w:val="bullet"/>
+      <w:lvlText w:val=""/>
+      <w:lvlJc w:val="left"/>
+      <w:pPr>
+        <w:ind w:left="4320" w:hanging="360"/>
+      </w:pPr>
+      <w:rPr>
+        <w:rFonts w:ascii="Wingdings" w:hAnsi="Wingdings" w:hint="default"/>
+      </w:rPr>
+    </w:lvl>
+    <w:lvl w:ilvl="6" w:tplc="40090001" w:tentative="1">
+      <w:start w:val="1"/>
+      <w:numFmt w:val="bullet"/>
+      <w:lvlText w:val=""/>
+      <w:lvlJc w:val="left"/>
+      <w:pPr>
+        <w:ind w:left="5040" w:hanging="360"/>
+      </w:pPr>
+      <w:rPr>
+        <w:rFonts w:ascii="Symbol" w:hAnsi="Symbol" w:hint="default"/>
+      </w:rPr>
+    </w:lvl>
+    <w:lvl w:ilvl="7" w:tplc="40090003" w:tentative="1">
+      <w:start w:val="1"/>
+      <w:numFmt w:val="bullet"/>
+      <w:lvlText w:val="o"/>
+      <w:lvlJc w:val="left"/>
+      <w:pPr>
+        <w:ind w:left="5760" w:hanging="360"/>
+      </w:pPr>
+      <w:rPr>
+        <w:rFonts w:ascii="Courier New" w:hAnsi="Courier New" w:cs="Courier New" w:hint="default"/>
+      </w:rPr>
+    </w:lvl>
+    <w:lvl w:ilvl="8" w:tplc="40090005" w:tentative="1">
+      <w:start w:val="1"/>
+      <w:numFmt w:val="bullet"/>
+      <w:lvlText w:val=""/>
+      <w:lvlJc w:val="left"/>
+      <w:pPr>
+        <w:ind w:left="6480" w:hanging="360"/>
+      </w:pPr>
+      <w:rPr>
+        <w:rFonts w:ascii="Wingdings" w:hAnsi="Wingdings" w:hint="default"/>
+      </w:rPr>
+    </w:lvl>
+  </w:abstractNum>
+  <w:abstractNum w:abstractNumId="20" w15:restartNumberingAfterBreak="0">
     <w:nsid w:val="7A8C2F72"/>
     <w:multiLevelType w:val="hybridMultilevel"/>
     <w:tmpl w:val="A5901CFA"/>
@@ -8913,7 +9200,7 @@
       </w:rPr>
     </w:lvl>
   </w:abstractNum>
-  <w:abstractNum w:abstractNumId="20" w15:restartNumberingAfterBreak="0">
+  <w:abstractNum w:abstractNumId="21" w15:restartNumberingAfterBreak="0">
     <w:nsid w:val="7E4C7C70"/>
     <w:multiLevelType w:val="hybridMultilevel"/>
     <w:tmpl w:val="F35CCD98"/>
@@ -9030,7 +9317,7 @@
     <w:abstractNumId w:val="11"/>
   </w:num>
   <w:num w:numId="10" w16cid:durableId="1832793524">
-    <w:abstractNumId w:val="20"/>
+    <w:abstractNumId w:val="21"/>
   </w:num>
   <w:num w:numId="11" w16cid:durableId="1367874451">
     <w:abstractNumId w:val="14"/>
@@ -9048,7 +9335,7 @@
     <w:abstractNumId w:val="8"/>
   </w:num>
   <w:num w:numId="16" w16cid:durableId="532616442">
-    <w:abstractNumId w:val="19"/>
+    <w:abstractNumId w:val="20"/>
   </w:num>
   <w:num w:numId="17" w16cid:durableId="1294599244">
     <w:abstractNumId w:val="6"/>
@@ -9064,6 +9351,9 @@
   </w:num>
   <w:num w:numId="21" w16cid:durableId="89275476">
     <w:abstractNumId w:val="3"/>
+  </w:num>
+  <w:num w:numId="22" w16cid:durableId="94444117">
+    <w:abstractNumId w:val="19"/>
   </w:num>
 </w:numbering>
 </file>
@@ -10232,8 +10522,10 @@
     <w:rsid w:val="002A6E08"/>
     <w:rsid w:val="0045282F"/>
     <w:rsid w:val="00470C8F"/>
+    <w:rsid w:val="004710F0"/>
     <w:rsid w:val="004718C8"/>
     <w:rsid w:val="00474A38"/>
+    <w:rsid w:val="004952D8"/>
     <w:rsid w:val="004C3891"/>
     <w:rsid w:val="00507F27"/>
     <w:rsid w:val="005646CD"/>
@@ -10251,7 +10543,9 @@
     <w:rsid w:val="007A0A83"/>
     <w:rsid w:val="007C42A0"/>
     <w:rsid w:val="007C44EF"/>
+    <w:rsid w:val="007F6C6B"/>
     <w:rsid w:val="00846DB1"/>
+    <w:rsid w:val="00862E67"/>
     <w:rsid w:val="00927CE7"/>
     <w:rsid w:val="009541C3"/>
     <w:rsid w:val="00966218"/>
